--- a/_build/docx/04_Шаблоны_управления_отделом/4_Акт_приема-передачи_дел.docx
+++ b/_build/docx/04_Шаблоны_управления_отделом/4_Акт_приема-передачи_дел.docx
@@ -113,12 +113,12 @@
         <w:tblLook w:firstColumn="1" w:firstRow="1" w:lastColumn="0" w:lastRow="0" w:noHBand="0" w:noVBand="1" w:val="04A0"/>
       </w:tblPr>
       <w:tblGrid>
-        <w:gridCol w:w="1662"/>
-        <w:gridCol w:w="1662"/>
-        <w:gridCol w:w="1662"/>
-        <w:gridCol w:w="1662"/>
-        <w:gridCol w:w="1662"/>
-        <w:gridCol w:w="1662"/>
+        <w:gridCol w:w="1606"/>
+        <w:gridCol w:w="1606"/>
+        <w:gridCol w:w="1606"/>
+        <w:gridCol w:w="1606"/>
+        <w:gridCol w:w="1606"/>
+        <w:gridCol w:w="1606"/>
       </w:tblGrid>
       <w:tr>
         <w:trPr>
@@ -126,7 +126,7 @@
         </w:trPr>
         <w:tc>
           <w:tcPr>
-            <w:tcW w:type="dxa" w:w="1662"/>
+            <w:tcW w:type="dxa" w:w="1606"/>
           </w:tcPr>
           <w:p>
             <w:r>
@@ -141,7 +141,7 @@
         </w:tc>
         <w:tc>
           <w:tcPr>
-            <w:tcW w:type="dxa" w:w="1662"/>
+            <w:tcW w:type="dxa" w:w="1606"/>
           </w:tcPr>
           <w:p>
             <w:r>
@@ -156,7 +156,7 @@
         </w:tc>
         <w:tc>
           <w:tcPr>
-            <w:tcW w:type="dxa" w:w="1662"/>
+            <w:tcW w:type="dxa" w:w="1606"/>
           </w:tcPr>
           <w:p>
             <w:r>
@@ -171,7 +171,7 @@
         </w:tc>
         <w:tc>
           <w:tcPr>
-            <w:tcW w:type="dxa" w:w="1662"/>
+            <w:tcW w:type="dxa" w:w="1606"/>
           </w:tcPr>
           <w:p>
             <w:r>
@@ -186,7 +186,7 @@
         </w:tc>
         <w:tc>
           <w:tcPr>
-            <w:tcW w:type="dxa" w:w="1662"/>
+            <w:tcW w:type="dxa" w:w="1606"/>
           </w:tcPr>
           <w:p>
             <w:r>
@@ -201,7 +201,7 @@
         </w:tc>
         <w:tc>
           <w:tcPr>
-            <w:tcW w:type="dxa" w:w="1662"/>
+            <w:tcW w:type="dxa" w:w="1606"/>
           </w:tcPr>
           <w:p>
             <w:r>
@@ -218,7 +218,7 @@
       <w:tr>
         <w:tc>
           <w:tcPr>
-            <w:tcW w:type="dxa" w:w="1662"/>
+            <w:tcW w:type="dxa" w:w="1606"/>
           </w:tcPr>
           <w:p>
             <w:r>
@@ -232,31 +232,31 @@
         </w:tc>
         <w:tc>
           <w:tcPr>
-            <w:tcW w:type="dxa" w:w="1662"/>
+            <w:tcW w:type="dxa" w:w="1606"/>
           </w:tcPr>
           <w:p/>
         </w:tc>
         <w:tc>
           <w:tcPr>
-            <w:tcW w:type="dxa" w:w="1662"/>
+            <w:tcW w:type="dxa" w:w="1606"/>
           </w:tcPr>
           <w:p/>
         </w:tc>
         <w:tc>
           <w:tcPr>
-            <w:tcW w:type="dxa" w:w="1662"/>
+            <w:tcW w:type="dxa" w:w="1606"/>
           </w:tcPr>
           <w:p/>
         </w:tc>
         <w:tc>
           <w:tcPr>
-            <w:tcW w:type="dxa" w:w="1662"/>
+            <w:tcW w:type="dxa" w:w="1606"/>
           </w:tcPr>
           <w:p/>
         </w:tc>
         <w:tc>
           <w:tcPr>
-            <w:tcW w:type="dxa" w:w="1662"/>
+            <w:tcW w:type="dxa" w:w="1606"/>
           </w:tcPr>
           <w:p/>
         </w:tc>
@@ -264,7 +264,7 @@
       <w:tr>
         <w:tc>
           <w:tcPr>
-            <w:tcW w:type="dxa" w:w="1662"/>
+            <w:tcW w:type="dxa" w:w="1606"/>
           </w:tcPr>
           <w:p>
             <w:r>
@@ -278,31 +278,31 @@
         </w:tc>
         <w:tc>
           <w:tcPr>
-            <w:tcW w:type="dxa" w:w="1662"/>
+            <w:tcW w:type="dxa" w:w="1606"/>
           </w:tcPr>
           <w:p/>
         </w:tc>
         <w:tc>
           <w:tcPr>
-            <w:tcW w:type="dxa" w:w="1662"/>
+            <w:tcW w:type="dxa" w:w="1606"/>
           </w:tcPr>
           <w:p/>
         </w:tc>
         <w:tc>
           <w:tcPr>
-            <w:tcW w:type="dxa" w:w="1662"/>
+            <w:tcW w:type="dxa" w:w="1606"/>
           </w:tcPr>
           <w:p/>
         </w:tc>
         <w:tc>
           <w:tcPr>
-            <w:tcW w:type="dxa" w:w="1662"/>
+            <w:tcW w:type="dxa" w:w="1606"/>
           </w:tcPr>
           <w:p/>
         </w:tc>
         <w:tc>
           <w:tcPr>
-            <w:tcW w:type="dxa" w:w="1662"/>
+            <w:tcW w:type="dxa" w:w="1606"/>
           </w:tcPr>
           <w:p/>
         </w:tc>
@@ -310,7 +310,7 @@
       <w:tr>
         <w:tc>
           <w:tcPr>
-            <w:tcW w:type="dxa" w:w="1662"/>
+            <w:tcW w:type="dxa" w:w="1606"/>
           </w:tcPr>
           <w:p>
             <w:r>
@@ -324,31 +324,31 @@
         </w:tc>
         <w:tc>
           <w:tcPr>
-            <w:tcW w:type="dxa" w:w="1662"/>
+            <w:tcW w:type="dxa" w:w="1606"/>
           </w:tcPr>
           <w:p/>
         </w:tc>
         <w:tc>
           <w:tcPr>
-            <w:tcW w:type="dxa" w:w="1662"/>
+            <w:tcW w:type="dxa" w:w="1606"/>
           </w:tcPr>
           <w:p/>
         </w:tc>
         <w:tc>
           <w:tcPr>
-            <w:tcW w:type="dxa" w:w="1662"/>
+            <w:tcW w:type="dxa" w:w="1606"/>
           </w:tcPr>
           <w:p/>
         </w:tc>
         <w:tc>
           <w:tcPr>
-            <w:tcW w:type="dxa" w:w="1662"/>
+            <w:tcW w:type="dxa" w:w="1606"/>
           </w:tcPr>
           <w:p/>
         </w:tc>
         <w:tc>
           <w:tcPr>
-            <w:tcW w:type="dxa" w:w="1662"/>
+            <w:tcW w:type="dxa" w:w="1606"/>
           </w:tcPr>
           <w:p/>
         </w:tc>
@@ -356,7 +356,7 @@
       <w:tr>
         <w:tc>
           <w:tcPr>
-            <w:tcW w:type="dxa" w:w="1662"/>
+            <w:tcW w:type="dxa" w:w="1606"/>
           </w:tcPr>
           <w:p>
             <w:r>
@@ -370,31 +370,31 @@
         </w:tc>
         <w:tc>
           <w:tcPr>
-            <w:tcW w:type="dxa" w:w="1662"/>
+            <w:tcW w:type="dxa" w:w="1606"/>
           </w:tcPr>
           <w:p/>
         </w:tc>
         <w:tc>
           <w:tcPr>
-            <w:tcW w:type="dxa" w:w="1662"/>
+            <w:tcW w:type="dxa" w:w="1606"/>
           </w:tcPr>
           <w:p/>
         </w:tc>
         <w:tc>
           <w:tcPr>
-            <w:tcW w:type="dxa" w:w="1662"/>
+            <w:tcW w:type="dxa" w:w="1606"/>
           </w:tcPr>
           <w:p/>
         </w:tc>
         <w:tc>
           <w:tcPr>
-            <w:tcW w:type="dxa" w:w="1662"/>
+            <w:tcW w:type="dxa" w:w="1606"/>
           </w:tcPr>
           <w:p/>
         </w:tc>
         <w:tc>
           <w:tcPr>
-            <w:tcW w:type="dxa" w:w="1662"/>
+            <w:tcW w:type="dxa" w:w="1606"/>
           </w:tcPr>
           <w:p/>
         </w:tc>
@@ -419,10 +419,10 @@
         <w:tblLook w:firstColumn="1" w:firstRow="1" w:lastColumn="0" w:lastRow="0" w:noHBand="0" w:noVBand="1" w:val="04A0"/>
       </w:tblPr>
       <w:tblGrid>
-        <w:gridCol w:w="2493"/>
-        <w:gridCol w:w="2493"/>
-        <w:gridCol w:w="2493"/>
-        <w:gridCol w:w="2493"/>
+        <w:gridCol w:w="2410"/>
+        <w:gridCol w:w="2410"/>
+        <w:gridCol w:w="2410"/>
+        <w:gridCol w:w="2410"/>
       </w:tblGrid>
       <w:tr>
         <w:trPr>
@@ -430,7 +430,7 @@
         </w:trPr>
         <w:tc>
           <w:tcPr>
-            <w:tcW w:type="dxa" w:w="2493"/>
+            <w:tcW w:type="dxa" w:w="2410"/>
           </w:tcPr>
           <w:p>
             <w:r>
@@ -445,7 +445,7 @@
         </w:tc>
         <w:tc>
           <w:tcPr>
-            <w:tcW w:type="dxa" w:w="2493"/>
+            <w:tcW w:type="dxa" w:w="2410"/>
           </w:tcPr>
           <w:p>
             <w:r>
@@ -460,7 +460,7 @@
         </w:tc>
         <w:tc>
           <w:tcPr>
-            <w:tcW w:type="dxa" w:w="2493"/>
+            <w:tcW w:type="dxa" w:w="2410"/>
           </w:tcPr>
           <w:p>
             <w:r>
@@ -475,7 +475,7 @@
         </w:tc>
         <w:tc>
           <w:tcPr>
-            <w:tcW w:type="dxa" w:w="2493"/>
+            <w:tcW w:type="dxa" w:w="2410"/>
           </w:tcPr>
           <w:p>
             <w:r>
@@ -492,7 +492,7 @@
       <w:tr>
         <w:tc>
           <w:tcPr>
-            <w:tcW w:type="dxa" w:w="2493"/>
+            <w:tcW w:type="dxa" w:w="2410"/>
           </w:tcPr>
           <w:p>
             <w:r>
@@ -506,7 +506,7 @@
         </w:tc>
         <w:tc>
           <w:tcPr>
-            <w:tcW w:type="dxa" w:w="2493"/>
+            <w:tcW w:type="dxa" w:w="2410"/>
           </w:tcPr>
           <w:p>
             <w:r>
@@ -520,7 +520,7 @@
         </w:tc>
         <w:tc>
           <w:tcPr>
-            <w:tcW w:type="dxa" w:w="2493"/>
+            <w:tcW w:type="dxa" w:w="2410"/>
           </w:tcPr>
           <w:p>
             <w:r>
@@ -534,7 +534,7 @@
         </w:tc>
         <w:tc>
           <w:tcPr>
-            <w:tcW w:type="dxa" w:w="2493"/>
+            <w:tcW w:type="dxa" w:w="2410"/>
           </w:tcPr>
           <w:p/>
         </w:tc>
@@ -542,7 +542,7 @@
       <w:tr>
         <w:tc>
           <w:tcPr>
-            <w:tcW w:type="dxa" w:w="2493"/>
+            <w:tcW w:type="dxa" w:w="2410"/>
           </w:tcPr>
           <w:p>
             <w:r>
@@ -556,7 +556,7 @@
         </w:tc>
         <w:tc>
           <w:tcPr>
-            <w:tcW w:type="dxa" w:w="2493"/>
+            <w:tcW w:type="dxa" w:w="2410"/>
           </w:tcPr>
           <w:p>
             <w:r>
@@ -570,7 +570,7 @@
         </w:tc>
         <w:tc>
           <w:tcPr>
-            <w:tcW w:type="dxa" w:w="2493"/>
+            <w:tcW w:type="dxa" w:w="2410"/>
           </w:tcPr>
           <w:p>
             <w:r>
@@ -584,7 +584,7 @@
         </w:tc>
         <w:tc>
           <w:tcPr>
-            <w:tcW w:type="dxa" w:w="2493"/>
+            <w:tcW w:type="dxa" w:w="2410"/>
           </w:tcPr>
           <w:p/>
         </w:tc>
@@ -592,7 +592,7 @@
       <w:tr>
         <w:tc>
           <w:tcPr>
-            <w:tcW w:type="dxa" w:w="2493"/>
+            <w:tcW w:type="dxa" w:w="2410"/>
           </w:tcPr>
           <w:p>
             <w:r>
@@ -606,7 +606,7 @@
         </w:tc>
         <w:tc>
           <w:tcPr>
-            <w:tcW w:type="dxa" w:w="2493"/>
+            <w:tcW w:type="dxa" w:w="2410"/>
           </w:tcPr>
           <w:p>
             <w:r>
@@ -620,7 +620,7 @@
         </w:tc>
         <w:tc>
           <w:tcPr>
-            <w:tcW w:type="dxa" w:w="2493"/>
+            <w:tcW w:type="dxa" w:w="2410"/>
           </w:tcPr>
           <w:p>
             <w:r>
@@ -634,7 +634,7 @@
         </w:tc>
         <w:tc>
           <w:tcPr>
-            <w:tcW w:type="dxa" w:w="2493"/>
+            <w:tcW w:type="dxa" w:w="2410"/>
           </w:tcPr>
           <w:p/>
         </w:tc>
@@ -642,7 +642,7 @@
       <w:tr>
         <w:tc>
           <w:tcPr>
-            <w:tcW w:type="dxa" w:w="2493"/>
+            <w:tcW w:type="dxa" w:w="2410"/>
           </w:tcPr>
           <w:p>
             <w:r>
@@ -656,7 +656,7 @@
         </w:tc>
         <w:tc>
           <w:tcPr>
-            <w:tcW w:type="dxa" w:w="2493"/>
+            <w:tcW w:type="dxa" w:w="2410"/>
           </w:tcPr>
           <w:p>
             <w:r>
@@ -670,7 +670,7 @@
         </w:tc>
         <w:tc>
           <w:tcPr>
-            <w:tcW w:type="dxa" w:w="2493"/>
+            <w:tcW w:type="dxa" w:w="2410"/>
           </w:tcPr>
           <w:p>
             <w:r>
@@ -684,7 +684,7 @@
         </w:tc>
         <w:tc>
           <w:tcPr>
-            <w:tcW w:type="dxa" w:w="2493"/>
+            <w:tcW w:type="dxa" w:w="2410"/>
           </w:tcPr>
           <w:p/>
         </w:tc>
@@ -780,10 +780,10 @@
         <w:tblLook w:firstColumn="1" w:firstRow="1" w:lastColumn="0" w:lastRow="0" w:noHBand="0" w:noVBand="1" w:val="04A0"/>
       </w:tblPr>
       <w:tblGrid>
-        <w:gridCol w:w="2493"/>
-        <w:gridCol w:w="2493"/>
-        <w:gridCol w:w="2493"/>
-        <w:gridCol w:w="2493"/>
+        <w:gridCol w:w="2410"/>
+        <w:gridCol w:w="2410"/>
+        <w:gridCol w:w="2410"/>
+        <w:gridCol w:w="2410"/>
       </w:tblGrid>
       <w:tr>
         <w:trPr>
@@ -791,7 +791,7 @@
         </w:trPr>
         <w:tc>
           <w:tcPr>
-            <w:tcW w:type="dxa" w:w="2493"/>
+            <w:tcW w:type="dxa" w:w="2410"/>
           </w:tcPr>
           <w:p>
             <w:r>
@@ -806,7 +806,7 @@
         </w:tc>
         <w:tc>
           <w:tcPr>
-            <w:tcW w:type="dxa" w:w="2493"/>
+            <w:tcW w:type="dxa" w:w="2410"/>
           </w:tcPr>
           <w:p>
             <w:r>
@@ -821,7 +821,7 @@
         </w:tc>
         <w:tc>
           <w:tcPr>
-            <w:tcW w:type="dxa" w:w="2493"/>
+            <w:tcW w:type="dxa" w:w="2410"/>
           </w:tcPr>
           <w:p>
             <w:r>
@@ -836,7 +836,7 @@
         </w:tc>
         <w:tc>
           <w:tcPr>
-            <w:tcW w:type="dxa" w:w="2493"/>
+            <w:tcW w:type="dxa" w:w="2410"/>
           </w:tcPr>
           <w:p>
             <w:r>
@@ -853,7 +853,7 @@
       <w:tr>
         <w:tc>
           <w:tcPr>
-            <w:tcW w:type="dxa" w:w="2493"/>
+            <w:tcW w:type="dxa" w:w="2410"/>
           </w:tcPr>
           <w:p>
             <w:r>
@@ -867,7 +867,7 @@
         </w:tc>
         <w:tc>
           <w:tcPr>
-            <w:tcW w:type="dxa" w:w="2493"/>
+            <w:tcW w:type="dxa" w:w="2410"/>
           </w:tcPr>
           <w:p>
             <w:r>
@@ -881,7 +881,7 @@
         </w:tc>
         <w:tc>
           <w:tcPr>
-            <w:tcW w:type="dxa" w:w="2493"/>
+            <w:tcW w:type="dxa" w:w="2410"/>
           </w:tcPr>
           <w:p>
             <w:r>
@@ -895,7 +895,7 @@
         </w:tc>
         <w:tc>
           <w:tcPr>
-            <w:tcW w:type="dxa" w:w="2493"/>
+            <w:tcW w:type="dxa" w:w="2410"/>
           </w:tcPr>
           <w:p/>
         </w:tc>
@@ -903,7 +903,7 @@
       <w:tr>
         <w:tc>
           <w:tcPr>
-            <w:tcW w:type="dxa" w:w="2493"/>
+            <w:tcW w:type="dxa" w:w="2410"/>
           </w:tcPr>
           <w:p>
             <w:r>
@@ -917,7 +917,7 @@
         </w:tc>
         <w:tc>
           <w:tcPr>
-            <w:tcW w:type="dxa" w:w="2493"/>
+            <w:tcW w:type="dxa" w:w="2410"/>
           </w:tcPr>
           <w:p>
             <w:r>
@@ -931,7 +931,7 @@
         </w:tc>
         <w:tc>
           <w:tcPr>
-            <w:tcW w:type="dxa" w:w="2493"/>
+            <w:tcW w:type="dxa" w:w="2410"/>
           </w:tcPr>
           <w:p>
             <w:r>
@@ -945,7 +945,7 @@
         </w:tc>
         <w:tc>
           <w:tcPr>
-            <w:tcW w:type="dxa" w:w="2493"/>
+            <w:tcW w:type="dxa" w:w="2410"/>
           </w:tcPr>
           <w:p/>
         </w:tc>
@@ -953,7 +953,7 @@
       <w:tr>
         <w:tc>
           <w:tcPr>
-            <w:tcW w:type="dxa" w:w="2493"/>
+            <w:tcW w:type="dxa" w:w="2410"/>
           </w:tcPr>
           <w:p>
             <w:r>
@@ -967,7 +967,7 @@
         </w:tc>
         <w:tc>
           <w:tcPr>
-            <w:tcW w:type="dxa" w:w="2493"/>
+            <w:tcW w:type="dxa" w:w="2410"/>
           </w:tcPr>
           <w:p>
             <w:r>
@@ -981,7 +981,7 @@
         </w:tc>
         <w:tc>
           <w:tcPr>
-            <w:tcW w:type="dxa" w:w="2493"/>
+            <w:tcW w:type="dxa" w:w="2410"/>
           </w:tcPr>
           <w:p>
             <w:r>
@@ -995,7 +995,7 @@
         </w:tc>
         <w:tc>
           <w:tcPr>
-            <w:tcW w:type="dxa" w:w="2493"/>
+            <w:tcW w:type="dxa" w:w="2410"/>
           </w:tcPr>
           <w:p/>
         </w:tc>
@@ -1003,7 +1003,7 @@
       <w:tr>
         <w:tc>
           <w:tcPr>
-            <w:tcW w:type="dxa" w:w="2493"/>
+            <w:tcW w:type="dxa" w:w="2410"/>
           </w:tcPr>
           <w:p>
             <w:r>
@@ -1017,7 +1017,7 @@
         </w:tc>
         <w:tc>
           <w:tcPr>
-            <w:tcW w:type="dxa" w:w="2493"/>
+            <w:tcW w:type="dxa" w:w="2410"/>
           </w:tcPr>
           <w:p>
             <w:r>
@@ -1031,7 +1031,7 @@
         </w:tc>
         <w:tc>
           <w:tcPr>
-            <w:tcW w:type="dxa" w:w="2493"/>
+            <w:tcW w:type="dxa" w:w="2410"/>
           </w:tcPr>
           <w:p>
             <w:r>
@@ -1045,7 +1045,7 @@
         </w:tc>
         <w:tc>
           <w:tcPr>
-            <w:tcW w:type="dxa" w:w="2493"/>
+            <w:tcW w:type="dxa" w:w="2410"/>
           </w:tcPr>
           <w:p/>
         </w:tc>
@@ -1070,9 +1070,9 @@
         <w:tblLook w:firstColumn="1" w:firstRow="1" w:lastColumn="0" w:lastRow="0" w:noHBand="0" w:noVBand="1" w:val="04A0"/>
       </w:tblPr>
       <w:tblGrid>
-        <w:gridCol w:w="3324"/>
-        <w:gridCol w:w="3324"/>
-        <w:gridCol w:w="3324"/>
+        <w:gridCol w:w="3213"/>
+        <w:gridCol w:w="3213"/>
+        <w:gridCol w:w="3213"/>
       </w:tblGrid>
       <w:tr>
         <w:trPr>
@@ -1080,7 +1080,7 @@
         </w:trPr>
         <w:tc>
           <w:tcPr>
-            <w:tcW w:type="dxa" w:w="3324"/>
+            <w:tcW w:type="dxa" w:w="3213"/>
           </w:tcPr>
           <w:p>
             <w:r>
@@ -1095,7 +1095,7 @@
         </w:tc>
         <w:tc>
           <w:tcPr>
-            <w:tcW w:type="dxa" w:w="3324"/>
+            <w:tcW w:type="dxa" w:w="3213"/>
           </w:tcPr>
           <w:p>
             <w:r>
@@ -1110,7 +1110,7 @@
         </w:tc>
         <w:tc>
           <w:tcPr>
-            <w:tcW w:type="dxa" w:w="3324"/>
+            <w:tcW w:type="dxa" w:w="3213"/>
           </w:tcPr>
           <w:p>
             <w:r>
@@ -1127,7 +1127,7 @@
       <w:tr>
         <w:tc>
           <w:tcPr>
-            <w:tcW w:type="dxa" w:w="3324"/>
+            <w:tcW w:type="dxa" w:w="3213"/>
           </w:tcPr>
           <w:p>
             <w:r>
@@ -1141,7 +1141,7 @@
         </w:tc>
         <w:tc>
           <w:tcPr>
-            <w:tcW w:type="dxa" w:w="3324"/>
+            <w:tcW w:type="dxa" w:w="3213"/>
           </w:tcPr>
           <w:p>
             <w:r>
@@ -1155,7 +1155,7 @@
         </w:tc>
         <w:tc>
           <w:tcPr>
-            <w:tcW w:type="dxa" w:w="3324"/>
+            <w:tcW w:type="dxa" w:w="3213"/>
           </w:tcPr>
           <w:p/>
         </w:tc>
@@ -1163,7 +1163,7 @@
       <w:tr>
         <w:tc>
           <w:tcPr>
-            <w:tcW w:type="dxa" w:w="3324"/>
+            <w:tcW w:type="dxa" w:w="3213"/>
           </w:tcPr>
           <w:p>
             <w:r>
@@ -1177,7 +1177,7 @@
         </w:tc>
         <w:tc>
           <w:tcPr>
-            <w:tcW w:type="dxa" w:w="3324"/>
+            <w:tcW w:type="dxa" w:w="3213"/>
           </w:tcPr>
           <w:p>
             <w:r>
@@ -1191,7 +1191,7 @@
         </w:tc>
         <w:tc>
           <w:tcPr>
-            <w:tcW w:type="dxa" w:w="3324"/>
+            <w:tcW w:type="dxa" w:w="3213"/>
           </w:tcPr>
           <w:p/>
         </w:tc>
@@ -1199,7 +1199,7 @@
       <w:tr>
         <w:tc>
           <w:tcPr>
-            <w:tcW w:type="dxa" w:w="3324"/>
+            <w:tcW w:type="dxa" w:w="3213"/>
           </w:tcPr>
           <w:p>
             <w:r>
@@ -1213,7 +1213,7 @@
         </w:tc>
         <w:tc>
           <w:tcPr>
-            <w:tcW w:type="dxa" w:w="3324"/>
+            <w:tcW w:type="dxa" w:w="3213"/>
           </w:tcPr>
           <w:p>
             <w:r>
@@ -1227,7 +1227,7 @@
         </w:tc>
         <w:tc>
           <w:tcPr>
-            <w:tcW w:type="dxa" w:w="3324"/>
+            <w:tcW w:type="dxa" w:w="3213"/>
           </w:tcPr>
           <w:p/>
         </w:tc>
@@ -1298,8 +1298,8 @@
         <w:tblLook w:firstColumn="1" w:firstRow="1" w:lastColumn="0" w:lastRow="0" w:noHBand="0" w:noVBand="1" w:val="04A0"/>
       </w:tblPr>
       <w:tblGrid>
-        <w:gridCol w:w="4986"/>
-        <w:gridCol w:w="4986"/>
+        <w:gridCol w:w="4819"/>
+        <w:gridCol w:w="4819"/>
       </w:tblGrid>
       <w:tr>
         <w:trPr>
@@ -1307,7 +1307,7 @@
         </w:trPr>
         <w:tc>
           <w:tcPr>
-            <w:tcW w:type="dxa" w:w="4986"/>
+            <w:tcW w:type="dxa" w:w="4819"/>
           </w:tcPr>
           <w:p>
             <w:r>
@@ -1322,7 +1322,7 @@
         </w:tc>
         <w:tc>
           <w:tcPr>
-            <w:tcW w:type="dxa" w:w="4986"/>
+            <w:tcW w:type="dxa" w:w="4819"/>
           </w:tcPr>
           <w:p>
             <w:r>
@@ -1339,7 +1339,7 @@
       <w:tr>
         <w:tc>
           <w:tcPr>
-            <w:tcW w:type="dxa" w:w="4986"/>
+            <w:tcW w:type="dxa" w:w="4819"/>
           </w:tcPr>
           <w:p>
             <w:r>
@@ -1353,7 +1353,7 @@
         </w:tc>
         <w:tc>
           <w:tcPr>
-            <w:tcW w:type="dxa" w:w="4986"/>
+            <w:tcW w:type="dxa" w:w="4819"/>
           </w:tcPr>
           <w:p>
             <w:r>
@@ -1369,7 +1369,7 @@
       <w:tr>
         <w:tc>
           <w:tcPr>
-            <w:tcW w:type="dxa" w:w="4986"/>
+            <w:tcW w:type="dxa" w:w="4819"/>
           </w:tcPr>
           <w:p>
             <w:r>
@@ -1383,7 +1383,7 @@
         </w:tc>
         <w:tc>
           <w:tcPr>
-            <w:tcW w:type="dxa" w:w="4986"/>
+            <w:tcW w:type="dxa" w:w="4819"/>
           </w:tcPr>
           <w:p>
             <w:r>
@@ -1399,7 +1399,7 @@
       <w:tr>
         <w:tc>
           <w:tcPr>
-            <w:tcW w:type="dxa" w:w="4986"/>
+            <w:tcW w:type="dxa" w:w="4819"/>
           </w:tcPr>
           <w:p>
             <w:r>
@@ -1413,7 +1413,7 @@
         </w:tc>
         <w:tc>
           <w:tcPr>
-            <w:tcW w:type="dxa" w:w="4986"/>
+            <w:tcW w:type="dxa" w:w="4819"/>
           </w:tcPr>
           <w:p>
             <w:r>
@@ -1429,7 +1429,7 @@
     </w:tbl>
     <w:p/>
     <w:sectPr>
-      <w:pgSz w:w="12240" w:h="15840"/>
+      <w:pgSz w:w="11906" w:h="16838"/>
       <w:pgMar w:top="1134" w:right="850" w:bottom="1134" w:left="1417" w:header="720" w:footer="720" w:gutter="0"/>
       <w:cols w:space="720"/>
       <w:docGrid w:linePitch="360"/>

--- a/_build/docx/04_Шаблоны_управления_отделом/4_Акт_приема-передачи_дел.docx
+++ b/_build/docx/04_Шаблоны_управления_отделом/4_Акт_приема-передачи_дел.docx
@@ -695,9 +695,17 @@
       <w:r>
         <w:rPr>
           <w:rFonts w:ascii="Times New Roman" w:hAnsi="Times New Roman"/>
+          <w:b/>
           <w:i/>
         </w:rPr>
-        <w:t>**Структура сетевого архива.** Корень — `\\192.168.1.2\объекты` (подключается как</w:t>
+        <w:t>Структура сетевого архива.</w:t>
+      </w:r>
+      <w:r>
+        <w:rPr>
+          <w:rFonts w:ascii="Times New Roman" w:hAnsi="Times New Roman"/>
+          <w:i/>
+        </w:rPr>
+        <w:t xml:space="preserve"> Корень — `\\192.168.1.2\объекты` (подключается как</w:t>
       </w:r>
     </w:p>
     <w:p>
@@ -718,14 +726,7 @@
         <w:t>В корне каталога объекта лежит договор, исходные данные — в подпапке `ТЗ`.</w:t>
       </w:r>
     </w:p>
-    <w:p>
-      <w:r>
-        <w:rPr>
-          <w:rFonts w:ascii="Times New Roman" w:hAnsi="Times New Roman"/>
-          <w:i/>
-        </w:rPr>
-      </w:r>
-    </w:p>
+    <w:p/>
     <w:p>
       <w:r>
         <w:rPr>
